--- a/docs/reports/week1.docx
+++ b/docs/reports/week1.docx
@@ -701,7 +701,7 @@
     </w:p>
     <w:p>
       <w:pPr>
-        <w:pStyle w:val="CaptionedFigure"/>
+        <w:pStyle w:val="FirstParagraph"/>
       </w:pPr>
       <w:r>
         <w:drawing>
@@ -748,15 +748,7 @@
     </w:p>
     <w:p>
       <w:pPr>
-        <w:pStyle w:val="ImageCaption"/>
-      </w:pPr>
-      <w:r>
-        <w:t xml:space="preserve">Sơ đồ kiến trúc</w:t>
-      </w:r>
-    </w:p>
-    <w:p>
-      <w:pPr>
-        <w:pStyle w:val="FirstParagraph"/>
+        <w:pStyle w:val="BodyText"/>
       </w:pPr>
       <w:r>
         <w:t xml:space="preserve">Sơ đồ nguồn:</w:t>
@@ -1808,34 +1800,9 @@
         <w:t xml:space="preserve">images/w1-01-console-home.png</w:t>
       </w:r>
     </w:p>
-    <w:tbl>
-      <w:tblPr>
-        <w:tblStyle w:val="FigureTable"/>
-        <w:tblW w:type="auto" w:w="0"/>
-        <w:jc w:val="center"/>
-        <w:tblLook w:firstRow="0" w:lastRow="0" w:firstColumn="0" w:lastColumn="0"/>
-      </w:tblPr>
-      <w:tblGrid>
-        <w:gridCol w:w="7920"/>
-      </w:tblGrid>
-      <w:tr>
-        <w:tc>
-          <w:tcPr/>
-          <w:p>
-            <w:pPr>
-              <w:pStyle w:val="Compact"/>
-              <w:jc w:val="center"/>
-            </w:pPr>
-            <w:r>
-              <w:t xml:space="preserve">Ảnh 1.1</w:t>
-            </w:r>
-          </w:p>
-        </w:tc>
-      </w:tr>
-    </w:tbl>
-    <w:p>
-      <w:pPr>
-        <w:pStyle w:val="ImageCaption"/>
+    <w:p>
+      <w:pPr>
+        <w:pStyle w:val="FirstParagraph"/>
       </w:pPr>
       <w:r>
         <w:t xml:space="preserve">Ảnh 1.1</w:t>
@@ -1886,57 +1853,9 @@
       </w:pPr>
       <w:r>
         <w:rPr>
-          <w:rStyle w:val="ExtensionTok"/>
+          <w:rStyle w:val="VerbatimChar"/>
         </w:rPr>
-        <w:t xml:space="preserve">aws</w:t>
-      </w:r>
-      <w:r>
-        <w:rPr>
-          <w:rStyle w:val="NormalTok"/>
-        </w:rPr>
-        <w:t xml:space="preserve"> sts get-caller-identity </w:t>
-      </w:r>
-      <w:r>
-        <w:rPr>
-          <w:rStyle w:val="KeywordTok"/>
-        </w:rPr>
-        <w:t xml:space="preserve">&amp;&amp;</w:t>
-      </w:r>
-      <w:r>
-        <w:rPr>
-          <w:rStyle w:val="NormalTok"/>
-        </w:rPr>
-        <w:t xml:space="preserve"> </w:t>
-      </w:r>
-      <w:r>
-        <w:rPr>
-          <w:rStyle w:val="ExtensionTok"/>
-        </w:rPr>
-        <w:t xml:space="preserve">aws</w:t>
-      </w:r>
-      <w:r>
-        <w:rPr>
-          <w:rStyle w:val="NormalTok"/>
-        </w:rPr>
-        <w:t xml:space="preserve"> configure get region </w:t>
-      </w:r>
-      <w:r>
-        <w:rPr>
-          <w:rStyle w:val="KeywordTok"/>
-        </w:rPr>
-        <w:t xml:space="preserve">&amp;&amp;</w:t>
-      </w:r>
-      <w:r>
-        <w:rPr>
-          <w:rStyle w:val="NormalTok"/>
-        </w:rPr>
-        <w:t xml:space="preserve"> </w:t>
-      </w:r>
-      <w:r>
-        <w:rPr>
-          <w:rStyle w:val="FunctionTok"/>
-        </w:rPr>
-        <w:t xml:space="preserve">date</w:t>
+        <w:t xml:space="preserve">aws sts get-caller-identity &amp;&amp; aws configure get region &amp;&amp; date</w:t>
       </w:r>
     </w:p>
     <w:p>
@@ -1999,34 +1918,9 @@
         <w:t xml:space="preserve">images/w1-02-cloudshell-identity.png</w:t>
       </w:r>
     </w:p>
-    <w:tbl>
-      <w:tblPr>
-        <w:tblStyle w:val="FigureTable"/>
-        <w:tblW w:type="auto" w:w="0"/>
-        <w:jc w:val="center"/>
-        <w:tblLook w:firstRow="0" w:lastRow="0" w:firstColumn="0" w:lastColumn="0"/>
-      </w:tblPr>
-      <w:tblGrid>
-        <w:gridCol w:w="7920"/>
-      </w:tblGrid>
-      <w:tr>
-        <w:tc>
-          <w:tcPr/>
-          <w:p>
-            <w:pPr>
-              <w:pStyle w:val="Compact"/>
-              <w:jc w:val="center"/>
-            </w:pPr>
-            <w:r>
-              <w:t xml:space="preserve">Ảnh 1.2</w:t>
-            </w:r>
-          </w:p>
-        </w:tc>
-      </w:tr>
-    </w:tbl>
-    <w:p>
-      <w:pPr>
-        <w:pStyle w:val="ImageCaption"/>
+    <w:p>
+      <w:pPr>
+        <w:pStyle w:val="FirstParagraph"/>
       </w:pPr>
       <w:r>
         <w:t xml:space="preserve">Ảnh 1.2</w:t>
@@ -2233,34 +2127,9 @@
         <w:t xml:space="preserve">images/w1-03-vpc-preview.png</w:t>
       </w:r>
     </w:p>
-    <w:tbl>
-      <w:tblPr>
-        <w:tblStyle w:val="FigureTable"/>
-        <w:tblW w:type="auto" w:w="0"/>
-        <w:jc w:val="center"/>
-        <w:tblLook w:firstRow="0" w:lastRow="0" w:firstColumn="0" w:lastColumn="0"/>
-      </w:tblPr>
-      <w:tblGrid>
-        <w:gridCol w:w="7920"/>
-      </w:tblGrid>
-      <w:tr>
-        <w:tc>
-          <w:tcPr/>
-          <w:p>
-            <w:pPr>
-              <w:pStyle w:val="Compact"/>
-              <w:jc w:val="center"/>
-            </w:pPr>
-            <w:r>
-              <w:t xml:space="preserve">Ảnh 1.3</w:t>
-            </w:r>
-          </w:p>
-        </w:tc>
-      </w:tr>
-    </w:tbl>
-    <w:p>
-      <w:pPr>
-        <w:pStyle w:val="ImageCaption"/>
+    <w:p>
+      <w:pPr>
+        <w:pStyle w:val="FirstParagraph"/>
       </w:pPr>
       <w:r>
         <w:t xml:space="preserve">Ảnh 1.3</w:t>
@@ -2367,34 +2236,9 @@
         <w:t xml:space="preserve">images/w1-04-vpc-tags.png</w:t>
       </w:r>
     </w:p>
-    <w:tbl>
-      <w:tblPr>
-        <w:tblStyle w:val="FigureTable"/>
-        <w:tblW w:type="auto" w:w="0"/>
-        <w:jc w:val="center"/>
-        <w:tblLook w:firstRow="0" w:lastRow="0" w:firstColumn="0" w:lastColumn="0"/>
-      </w:tblPr>
-      <w:tblGrid>
-        <w:gridCol w:w="7920"/>
-      </w:tblGrid>
-      <w:tr>
-        <w:tc>
-          <w:tcPr/>
-          <w:p>
-            <w:pPr>
-              <w:pStyle w:val="Compact"/>
-              <w:jc w:val="center"/>
-            </w:pPr>
-            <w:r>
-              <w:t xml:space="preserve">Ảnh 1.4</w:t>
-            </w:r>
-          </w:p>
-        </w:tc>
-      </w:tr>
-    </w:tbl>
-    <w:p>
-      <w:pPr>
-        <w:pStyle w:val="ImageCaption"/>
+    <w:p>
+      <w:pPr>
+        <w:pStyle w:val="FirstParagraph"/>
       </w:pPr>
       <w:r>
         <w:t xml:space="preserve">Ảnh 1.4</w:t>
@@ -2474,34 +2318,9 @@
         <w:t xml:space="preserve">images/w1-05-route-table.png</w:t>
       </w:r>
     </w:p>
-    <w:tbl>
-      <w:tblPr>
-        <w:tblStyle w:val="FigureTable"/>
-        <w:tblW w:type="auto" w:w="0"/>
-        <w:jc w:val="center"/>
-        <w:tblLook w:firstRow="0" w:lastRow="0" w:firstColumn="0" w:lastColumn="0"/>
-      </w:tblPr>
-      <w:tblGrid>
-        <w:gridCol w:w="7920"/>
-      </w:tblGrid>
-      <w:tr>
-        <w:tc>
-          <w:tcPr/>
-          <w:p>
-            <w:pPr>
-              <w:pStyle w:val="Compact"/>
-              <w:jc w:val="center"/>
-            </w:pPr>
-            <w:r>
-              <w:t xml:space="preserve">Ảnh 1.5</w:t>
-            </w:r>
-          </w:p>
-        </w:tc>
-      </w:tr>
-    </w:tbl>
-    <w:p>
-      <w:pPr>
-        <w:pStyle w:val="ImageCaption"/>
+    <w:p>
+      <w:pPr>
+        <w:pStyle w:val="FirstParagraph"/>
       </w:pPr>
       <w:r>
         <w:t xml:space="preserve">Ảnh 1.5</w:t>
@@ -2958,34 +2777,9 @@
         <w:t xml:space="preserve">images/w1-06-sg-monitor.png</w:t>
       </w:r>
     </w:p>
-    <w:tbl>
-      <w:tblPr>
-        <w:tblStyle w:val="FigureTable"/>
-        <w:tblW w:type="auto" w:w="0"/>
-        <w:jc w:val="center"/>
-        <w:tblLook w:firstRow="0" w:lastRow="0" w:firstColumn="0" w:lastColumn="0"/>
-      </w:tblPr>
-      <w:tblGrid>
-        <w:gridCol w:w="7920"/>
-      </w:tblGrid>
-      <w:tr>
-        <w:tc>
-          <w:tcPr/>
-          <w:p>
-            <w:pPr>
-              <w:pStyle w:val="Compact"/>
-              <w:jc w:val="center"/>
-            </w:pPr>
-            <w:r>
-              <w:t xml:space="preserve">Ảnh 1.6</w:t>
-            </w:r>
-          </w:p>
-        </w:tc>
-      </w:tr>
-    </w:tbl>
-    <w:p>
-      <w:pPr>
-        <w:pStyle w:val="ImageCaption"/>
+    <w:p>
+      <w:pPr>
+        <w:pStyle w:val="FirstParagraph"/>
       </w:pPr>
       <w:r>
         <w:t xml:space="preserve">Ảnh 1.6</w:t>
@@ -3053,34 +2847,9 @@
         <w:t xml:space="preserve">images/w1-07-sg-target.png</w:t>
       </w:r>
     </w:p>
-    <w:tbl>
-      <w:tblPr>
-        <w:tblStyle w:val="FigureTable"/>
-        <w:tblW w:type="auto" w:w="0"/>
-        <w:jc w:val="center"/>
-        <w:tblLook w:firstRow="0" w:lastRow="0" w:firstColumn="0" w:lastColumn="0"/>
-      </w:tblPr>
-      <w:tblGrid>
-        <w:gridCol w:w="7920"/>
-      </w:tblGrid>
-      <w:tr>
-        <w:tc>
-          <w:tcPr/>
-          <w:p>
-            <w:pPr>
-              <w:pStyle w:val="Compact"/>
-              <w:jc w:val="center"/>
-            </w:pPr>
-            <w:r>
-              <w:t xml:space="preserve">Ảnh 1.7</w:t>
-            </w:r>
-          </w:p>
-        </w:tc>
-      </w:tr>
-    </w:tbl>
-    <w:p>
-      <w:pPr>
-        <w:pStyle w:val="ImageCaption"/>
+    <w:p>
+      <w:pPr>
+        <w:pStyle w:val="FirstParagraph"/>
       </w:pPr>
       <w:r>
         <w:t xml:space="preserve">Ảnh 1.7</w:t>
@@ -3236,34 +3005,9 @@
         <w:t xml:space="preserve">images/w1-08-s3-bucket.png</w:t>
       </w:r>
     </w:p>
-    <w:tbl>
-      <w:tblPr>
-        <w:tblStyle w:val="FigureTable"/>
-        <w:tblW w:type="auto" w:w="0"/>
-        <w:jc w:val="center"/>
-        <w:tblLook w:firstRow="0" w:lastRow="0" w:firstColumn="0" w:lastColumn="0"/>
-      </w:tblPr>
-      <w:tblGrid>
-        <w:gridCol w:w="7920"/>
-      </w:tblGrid>
-      <w:tr>
-        <w:tc>
-          <w:tcPr/>
-          <w:p>
-            <w:pPr>
-              <w:pStyle w:val="Compact"/>
-              <w:jc w:val="center"/>
-            </w:pPr>
-            <w:r>
-              <w:t xml:space="preserve">Ảnh 1.8</w:t>
-            </w:r>
-          </w:p>
-        </w:tc>
-      </w:tr>
-    </w:tbl>
-    <w:p>
-      <w:pPr>
-        <w:pStyle w:val="ImageCaption"/>
+    <w:p>
+      <w:pPr>
+        <w:pStyle w:val="FirstParagraph"/>
       </w:pPr>
       <w:r>
         <w:t xml:space="preserve">Ảnh 1.8</w:t>
@@ -3422,34 +3166,9 @@
         <w:t xml:space="preserve">images/w1-09-labrole.png</w:t>
       </w:r>
     </w:p>
-    <w:tbl>
-      <w:tblPr>
-        <w:tblStyle w:val="FigureTable"/>
-        <w:tblW w:type="auto" w:w="0"/>
-        <w:jc w:val="center"/>
-        <w:tblLook w:firstRow="0" w:lastRow="0" w:firstColumn="0" w:lastColumn="0"/>
-      </w:tblPr>
-      <w:tblGrid>
-        <w:gridCol w:w="7920"/>
-      </w:tblGrid>
-      <w:tr>
-        <w:tc>
-          <w:tcPr/>
-          <w:p>
-            <w:pPr>
-              <w:pStyle w:val="Compact"/>
-              <w:jc w:val="center"/>
-            </w:pPr>
-            <w:r>
-              <w:t xml:space="preserve">Ảnh 1.9</w:t>
-            </w:r>
-          </w:p>
-        </w:tc>
-      </w:tr>
-    </w:tbl>
-    <w:p>
-      <w:pPr>
-        <w:pStyle w:val="ImageCaption"/>
+    <w:p>
+      <w:pPr>
+        <w:pStyle w:val="FirstParagraph"/>
       </w:pPr>
       <w:r>
         <w:t xml:space="preserve">Ảnh 1.9</w:t>
@@ -3538,34 +3257,9 @@
         <w:t xml:space="preserve">images/w1-10-tag-editor.png</w:t>
       </w:r>
     </w:p>
-    <w:tbl>
-      <w:tblPr>
-        <w:tblStyle w:val="FigureTable"/>
-        <w:tblW w:type="auto" w:w="0"/>
-        <w:jc w:val="center"/>
-        <w:tblLook w:firstRow="0" w:lastRow="0" w:firstColumn="0" w:lastColumn="0"/>
-      </w:tblPr>
-      <w:tblGrid>
-        <w:gridCol w:w="7920"/>
-      </w:tblGrid>
-      <w:tr>
-        <w:tc>
-          <w:tcPr/>
-          <w:p>
-            <w:pPr>
-              <w:pStyle w:val="Compact"/>
-              <w:jc w:val="center"/>
-            </w:pPr>
-            <w:r>
-              <w:t xml:space="preserve">Ảnh 1.10</w:t>
-            </w:r>
-          </w:p>
-        </w:tc>
-      </w:tr>
-    </w:tbl>
-    <w:p>
-      <w:pPr>
-        <w:pStyle w:val="ImageCaption"/>
+    <w:p>
+      <w:pPr>
+        <w:pStyle w:val="FirstParagraph"/>
       </w:pPr>
       <w:r>
         <w:t xml:space="preserve">Ảnh 1.10</w:t>
@@ -5505,14 +5199,6 @@
     <w:basedOn w:val="DefaultParagraphFont"/>
     <w:link w:val="BodyText"/>
   </w:style>
-  <w:style w:type="character" w:customStyle="1" w:styleId="VerbatimChar">
-    <w:name w:val="Verbatim Char"/>
-    <w:basedOn w:val="BodyTextChar"/>
-    <w:rPr>
-      <w:rFonts w:ascii="Consolas" w:hAnsi="Consolas"/>
-      <w:sz w:val="22"/>
-    </w:rPr>
-  </w:style>
   <w:style w:type="character" w:customStyle="1" w:styleId="SectionNumber">
     <w:name w:val="Section Number"/>
     <w:basedOn w:val="BodyTextChar"/>
@@ -5554,236 +5240,37 @@
   <w:style w:type="paragraph" w:customStyle="1" w:styleId="SourceCode">
     <w:name w:val="Source Code"/>
     <w:basedOn w:val="Normal"/>
-    <w:link w:val="VerbatimChar"/>
+    <w:qFormat/>
     <w:pPr>
-      <w:wordWrap w:val="off"/>
+      <w:keepLines/>
+      <w:pBdr>
+        <w:top w:val="single" w:sz="4" w:space="4" w:color="BFBFBF"/>
+        <w:left w:val="single" w:sz="4" w:space="4" w:color="BFBFBF"/>
+        <w:bottom w:val="single" w:sz="4" w:space="4" w:color="BFBFBF"/>
+        <w:right w:val="single" w:sz="4" w:space="4" w:color="BFBFBF"/>
+      </w:pBdr>
+      <w:shd w:val="clear" w:color="auto" w:fill="F2F2F2"/>
+      <w:spacing w:before="120" w:after="120" w:line="240" w:lineRule="auto"/>
+      <w:ind w:left="113" w:right="113" w:firstLine="0"/>
+      <w:jc w:val="left"/>
     </w:pPr>
-  </w:style>
-  <w:style w:type="character" w:customStyle="1" w:styleId="KeywordTok">
-    <w:name w:val="KeywordTok"/>
-    <w:basedOn w:val="VerbatimChar"/>
     <w:rPr>
-      <w:b/>
-      <w:color w:val="007020"/>
+      <w:rFonts w:ascii="Consolas" w:hAnsi="Consolas" w:cs="Consolas" w:eastAsia="Consolas"/>
+      <w:color w:val="000000"/>
+      <w:sz w:val="18"/>
+      <w:szCs w:val="18"/>
     </w:rPr>
   </w:style>
-  <w:style w:type="character" w:customStyle="1" w:styleId="DataTypeTok">
-    <w:name w:val="DataTypeTok"/>
-    <w:basedOn w:val="VerbatimChar"/>
+  <w:style w:type="character" w:customStyle="1" w:styleId="VerbatimChar">
+    <w:name w:val="Verbatim Char"/>
+    <w:basedOn w:val="DefaultParagraphFont"/>
     <w:rPr>
-      <w:color w:val="902000"/>
+      <w:rFonts w:ascii="Consolas" w:hAnsi="Consolas" w:cs="Consolas" w:eastAsia="Consolas"/>
+      <w:color w:val="000000"/>
+      <w:sz w:val="20"/>
+      <w:szCs w:val="20"/>
+      <w:shd w:val="clear" w:color="auto" w:fill="F2F2F2"/>
     </w:rPr>
-  </w:style>
-  <w:style w:type="character" w:customStyle="1" w:styleId="DecValTok">
-    <w:name w:val="DecValTok"/>
-    <w:basedOn w:val="VerbatimChar"/>
-    <w:rPr>
-      <w:color w:val="40a070"/>
-    </w:rPr>
-  </w:style>
-  <w:style w:type="character" w:customStyle="1" w:styleId="BaseNTok">
-    <w:name w:val="BaseNTok"/>
-    <w:basedOn w:val="VerbatimChar"/>
-    <w:rPr>
-      <w:color w:val="40a070"/>
-    </w:rPr>
-  </w:style>
-  <w:style w:type="character" w:customStyle="1" w:styleId="FloatTok">
-    <w:name w:val="FloatTok"/>
-    <w:basedOn w:val="VerbatimChar"/>
-    <w:rPr>
-      <w:color w:val="40a070"/>
-    </w:rPr>
-  </w:style>
-  <w:style w:type="character" w:customStyle="1" w:styleId="ConstantTok">
-    <w:name w:val="ConstantTok"/>
-    <w:basedOn w:val="VerbatimChar"/>
-    <w:rPr>
-      <w:color w:val="880000"/>
-    </w:rPr>
-  </w:style>
-  <w:style w:type="character" w:customStyle="1" w:styleId="CharTok">
-    <w:name w:val="CharTok"/>
-    <w:basedOn w:val="VerbatimChar"/>
-    <w:rPr>
-      <w:color w:val="4070a0"/>
-    </w:rPr>
-  </w:style>
-  <w:style w:type="character" w:customStyle="1" w:styleId="SpecialCharTok">
-    <w:name w:val="SpecialCharTok"/>
-    <w:basedOn w:val="VerbatimChar"/>
-    <w:rPr>
-      <w:color w:val="4070a0"/>
-    </w:rPr>
-  </w:style>
-  <w:style w:type="character" w:customStyle="1" w:styleId="StringTok">
-    <w:name w:val="StringTok"/>
-    <w:basedOn w:val="VerbatimChar"/>
-    <w:rPr>
-      <w:color w:val="4070a0"/>
-    </w:rPr>
-  </w:style>
-  <w:style w:type="character" w:customStyle="1" w:styleId="VerbatimStringTok">
-    <w:name w:val="VerbatimStringTok"/>
-    <w:basedOn w:val="VerbatimChar"/>
-    <w:rPr>
-      <w:color w:val="4070a0"/>
-    </w:rPr>
-  </w:style>
-  <w:style w:type="character" w:customStyle="1" w:styleId="SpecialStringTok">
-    <w:name w:val="SpecialStringTok"/>
-    <w:basedOn w:val="VerbatimChar"/>
-    <w:rPr>
-      <w:color w:val="bb6688"/>
-    </w:rPr>
-  </w:style>
-  <w:style w:type="character" w:customStyle="1" w:styleId="ImportTok">
-    <w:name w:val="ImportTok"/>
-    <w:basedOn w:val="VerbatimChar"/>
-    <w:rPr>
-      <w:b/>
-      <w:color w:val="008000"/>
-    </w:rPr>
-  </w:style>
-  <w:style w:type="character" w:customStyle="1" w:styleId="CommentTok">
-    <w:name w:val="CommentTok"/>
-    <w:basedOn w:val="VerbatimChar"/>
-    <w:rPr>
-      <w:i/>
-      <w:color w:val="60a0b0"/>
-    </w:rPr>
-  </w:style>
-  <w:style w:type="character" w:customStyle="1" w:styleId="DocumentationTok">
-    <w:name w:val="DocumentationTok"/>
-    <w:basedOn w:val="VerbatimChar"/>
-    <w:rPr>
-      <w:i/>
-      <w:color w:val="ba2121"/>
-    </w:rPr>
-  </w:style>
-  <w:style w:type="character" w:customStyle="1" w:styleId="AnnotationTok">
-    <w:name w:val="AnnotationTok"/>
-    <w:basedOn w:val="VerbatimChar"/>
-    <w:rPr>
-      <w:b/>
-      <w:i/>
-      <w:color w:val="60a0b0"/>
-    </w:rPr>
-  </w:style>
-  <w:style w:type="character" w:customStyle="1" w:styleId="CommentVarTok">
-    <w:name w:val="CommentVarTok"/>
-    <w:basedOn w:val="VerbatimChar"/>
-    <w:rPr>
-      <w:b/>
-      <w:i/>
-      <w:color w:val="60a0b0"/>
-    </w:rPr>
-  </w:style>
-  <w:style w:type="character" w:customStyle="1" w:styleId="OtherTok">
-    <w:name w:val="OtherTok"/>
-    <w:basedOn w:val="VerbatimChar"/>
-    <w:rPr>
-      <w:color w:val="007020"/>
-    </w:rPr>
-  </w:style>
-  <w:style w:type="character" w:customStyle="1" w:styleId="FunctionTok">
-    <w:name w:val="FunctionTok"/>
-    <w:basedOn w:val="VerbatimChar"/>
-    <w:rPr>
-      <w:color w:val="06287e"/>
-    </w:rPr>
-  </w:style>
-  <w:style w:type="character" w:customStyle="1" w:styleId="VariableTok">
-    <w:name w:val="VariableTok"/>
-    <w:basedOn w:val="VerbatimChar"/>
-    <w:rPr>
-      <w:color w:val="19177c"/>
-    </w:rPr>
-  </w:style>
-  <w:style w:type="character" w:customStyle="1" w:styleId="ControlFlowTok">
-    <w:name w:val="ControlFlowTok"/>
-    <w:basedOn w:val="VerbatimChar"/>
-    <w:rPr>
-      <w:b/>
-      <w:color w:val="007020"/>
-    </w:rPr>
-  </w:style>
-  <w:style w:type="character" w:customStyle="1" w:styleId="OperatorTok">
-    <w:name w:val="OperatorTok"/>
-    <w:basedOn w:val="VerbatimChar"/>
-    <w:rPr>
-      <w:color w:val="666666"/>
-    </w:rPr>
-  </w:style>
-  <w:style w:type="character" w:customStyle="1" w:styleId="BuiltInTok">
-    <w:name w:val="BuiltInTok"/>
-    <w:basedOn w:val="VerbatimChar"/>
-    <w:rPr>
-      <w:color w:val="008000"/>
-    </w:rPr>
-  </w:style>
-  <w:style w:type="character" w:customStyle="1" w:styleId="ExtensionTok">
-    <w:name w:val="ExtensionTok"/>
-    <w:basedOn w:val="VerbatimChar"/>
-    <w:rPr/>
-  </w:style>
-  <w:style w:type="character" w:customStyle="1" w:styleId="PreprocessorTok">
-    <w:name w:val="PreprocessorTok"/>
-    <w:basedOn w:val="VerbatimChar"/>
-    <w:rPr>
-      <w:color w:val="bc7a00"/>
-    </w:rPr>
-  </w:style>
-  <w:style w:type="character" w:customStyle="1" w:styleId="AttributeTok">
-    <w:name w:val="AttributeTok"/>
-    <w:basedOn w:val="VerbatimChar"/>
-    <w:rPr>
-      <w:color w:val="7d9029"/>
-    </w:rPr>
-  </w:style>
-  <w:style w:type="character" w:customStyle="1" w:styleId="RegionMarkerTok">
-    <w:name w:val="RegionMarkerTok"/>
-    <w:basedOn w:val="VerbatimChar"/>
-    <w:rPr/>
-  </w:style>
-  <w:style w:type="character" w:customStyle="1" w:styleId="InformationTok">
-    <w:name w:val="InformationTok"/>
-    <w:basedOn w:val="VerbatimChar"/>
-    <w:rPr>
-      <w:b/>
-      <w:i/>
-      <w:color w:val="60a0b0"/>
-    </w:rPr>
-  </w:style>
-  <w:style w:type="character" w:customStyle="1" w:styleId="WarningTok">
-    <w:name w:val="WarningTok"/>
-    <w:basedOn w:val="VerbatimChar"/>
-    <w:rPr>
-      <w:b/>
-      <w:i/>
-      <w:color w:val="60a0b0"/>
-    </w:rPr>
-  </w:style>
-  <w:style w:type="character" w:customStyle="1" w:styleId="AlertTok">
-    <w:name w:val="AlertTok"/>
-    <w:basedOn w:val="VerbatimChar"/>
-    <w:rPr>
-      <w:b/>
-      <w:color w:val="ff0000"/>
-    </w:rPr>
-  </w:style>
-  <w:style w:type="character" w:customStyle="1" w:styleId="ErrorTok">
-    <w:name w:val="ErrorTok"/>
-    <w:basedOn w:val="VerbatimChar"/>
-    <w:rPr>
-      <w:b/>
-      <w:color w:val="ff0000"/>
-    </w:rPr>
-  </w:style>
-  <w:style w:type="character" w:customStyle="1" w:styleId="NormalTok">
-    <w:name w:val="NormalTok"/>
-    <w:basedOn w:val="VerbatimChar"/>
-    <w:rPr/>
   </w:style>
 </w:styles>
 </file>
